--- a/outputs/madrl_v3_20260627_164047/resumen_comparativo/multiobjetivo/RESUMEN_MULTIOBJETIVO_TESIS.docx
+++ b/outputs/madrl_v3_20260627_164047/resumen_comparativo/multiobjetivo/RESUMEN_MULTIOBJETIVO_TESIS.docx
@@ -41,7 +41,7 @@
         </w:rPr>
         <w:t>17 edificios · 185 cargadores EV · MASAC / MATD3 / MAAC</w:t>
         <w:br/>
-        <w:t>Generado: 05/07/2026</w:t>
+        <w:t>Generado: 29/07/2026</w:t>
       </w:r>
     </w:p>
     <w:p>
